--- a/training1/詳細設計(組み込みOJT).ver2.docx
+++ b/training1/詳細設計(組み込みOJT).ver2.docx
@@ -504,6 +504,8 @@
       <w:sdtPr>
         <w:rPr>
           <w:rFonts w:asciiTheme="minorHAnsi" w:eastAsiaTheme="minorEastAsia" w:hAnsiTheme="minorHAnsi" w:cstheme="minorBidi"/>
+          <w:b w:val="0"/>
+          <w:bCs w:val="0"/>
           <w:sz w:val="20"/>
           <w:szCs w:val="20"/>
           <w:lang w:val="ja-JP"/>
@@ -1626,45 +1628,25 @@
       <w:pPr>
         <w:pStyle w:val="aa"/>
       </w:pPr>
-      <w:r>
-        <w:fldChar w:fldCharType="begin"/>
-      </w:r>
-      <w:r>
-        <w:instrText xml:space="preserve"> STYLEREF 2 \s </w:instrText>
-      </w:r>
-      <w:r>
-        <w:fldChar w:fldCharType="separate"/>
-      </w:r>
-      <w:r>
-        <w:rPr>
-          <w:noProof/>
-        </w:rPr>
-        <w:t>1.1</w:t>
-      </w:r>
-      <w:r>
-        <w:fldChar w:fldCharType="end"/>
-      </w:r>
+      <w:fldSimple w:instr=" STYLEREF 2 \s ">
+        <w:r>
+          <w:rPr>
+            <w:noProof/>
+          </w:rPr>
+          <w:t>1.1</w:t>
+        </w:r>
+      </w:fldSimple>
       <w:r>
         <w:noBreakHyphen/>
       </w:r>
-      <w:r>
-        <w:fldChar w:fldCharType="begin"/>
-      </w:r>
-      <w:r>
-        <w:instrText xml:space="preserve"> SEQ Table \* ARABIC \s 2 </w:instrText>
-      </w:r>
-      <w:r>
-        <w:fldChar w:fldCharType="separate"/>
-      </w:r>
-      <w:r>
-        <w:rPr>
-          <w:noProof/>
-        </w:rPr>
-        <w:t>1</w:t>
-      </w:r>
-      <w:r>
-        <w:fldChar w:fldCharType="end"/>
-      </w:r>
+      <w:fldSimple w:instr=" SEQ Table \* ARABIC \s 2 ">
+        <w:r>
+          <w:rPr>
+            <w:noProof/>
+          </w:rPr>
+          <w:t>1</w:t>
+        </w:r>
+      </w:fldSimple>
       <w:r>
         <w:t>機能一覧</w:t>
       </w:r>
@@ -1678,13 +1660,7 @@
     <w:p/>
     <w:p/>
     <w:p/>
-    <w:p>
-      <w:pPr>
-        <w:rPr>
-          <w:rFonts w:hint="eastAsia"/>
-        </w:rPr>
-      </w:pPr>
-    </w:p>
+    <w:p/>
     <w:p>
       <w:pPr>
         <w:pStyle w:val="1"/>
@@ -1792,45 +1768,25 @@
       <w:pPr>
         <w:pStyle w:val="aa"/>
       </w:pPr>
-      <w:r>
-        <w:fldChar w:fldCharType="begin"/>
-      </w:r>
-      <w:r>
-        <w:instrText xml:space="preserve"> STYLEREF 2 \s </w:instrText>
-      </w:r>
-      <w:r>
-        <w:fldChar w:fldCharType="separate"/>
-      </w:r>
-      <w:r>
-        <w:rPr>
-          <w:noProof/>
-        </w:rPr>
-        <w:t>2.2</w:t>
-      </w:r>
-      <w:r>
-        <w:fldChar w:fldCharType="end"/>
-      </w:r>
+      <w:fldSimple w:instr=" STYLEREF 2 \s ">
+        <w:r>
+          <w:rPr>
+            <w:noProof/>
+          </w:rPr>
+          <w:t>2.2</w:t>
+        </w:r>
+      </w:fldSimple>
       <w:r>
         <w:noBreakHyphen/>
       </w:r>
-      <w:r>
-        <w:fldChar w:fldCharType="begin"/>
-      </w:r>
-      <w:r>
-        <w:instrText xml:space="preserve"> SEQ Table \* ARABIC \s 2 </w:instrText>
-      </w:r>
-      <w:r>
-        <w:fldChar w:fldCharType="separate"/>
-      </w:r>
-      <w:r>
-        <w:rPr>
-          <w:noProof/>
-        </w:rPr>
-        <w:t>1</w:t>
-      </w:r>
-      <w:r>
-        <w:fldChar w:fldCharType="end"/>
-      </w:r>
+      <w:fldSimple w:instr=" SEQ Table \* ARABIC \s 2 ">
+        <w:r>
+          <w:rPr>
+            <w:noProof/>
+          </w:rPr>
+          <w:t>1</w:t>
+        </w:r>
+      </w:fldSimple>
       <w:r>
         <w:rPr>
           <w:rFonts w:hint="eastAsia"/>
@@ -2150,6 +2106,7 @@
                 <w:rFonts w:hint="eastAsia"/>
                 <w:sz w:val="22"/>
                 <w:szCs w:val="22"/>
+                <w:highlight w:val="yellow"/>
               </w:rPr>
               <w:t>2</w:t>
             </w:r>
@@ -2194,7 +2151,7 @@
                 <w:sz w:val="22"/>
                 <w:szCs w:val="22"/>
               </w:rPr>
-              <w:t>学生ID、学生名、年齢</w:t>
+              <w:t>学生名、年齢</w:t>
             </w:r>
           </w:p>
         </w:tc>
@@ -2215,7 +2172,7 @@
                 <w:sz w:val="22"/>
                 <w:szCs w:val="22"/>
               </w:rPr>
-              <w:t>int、char[]、int</w:t>
+              <w:t>char[]、int</w:t>
             </w:r>
           </w:p>
         </w:tc>
@@ -2462,45 +2419,25 @@
       <w:pPr>
         <w:pStyle w:val="aa"/>
       </w:pPr>
-      <w:r>
-        <w:fldChar w:fldCharType="begin"/>
-      </w:r>
-      <w:r>
-        <w:instrText xml:space="preserve"> STYLEREF 2 \s </w:instrText>
-      </w:r>
-      <w:r>
-        <w:fldChar w:fldCharType="separate"/>
-      </w:r>
-      <w:r>
-        <w:rPr>
-          <w:noProof/>
-        </w:rPr>
-        <w:t>3.1</w:t>
-      </w:r>
-      <w:r>
-        <w:fldChar w:fldCharType="end"/>
-      </w:r>
+      <w:fldSimple w:instr=" STYLEREF 2 \s ">
+        <w:r>
+          <w:rPr>
+            <w:noProof/>
+          </w:rPr>
+          <w:t>3.1</w:t>
+        </w:r>
+      </w:fldSimple>
       <w:r>
         <w:noBreakHyphen/>
       </w:r>
-      <w:r>
-        <w:fldChar w:fldCharType="begin"/>
-      </w:r>
-      <w:r>
-        <w:instrText xml:space="preserve"> SEQ Table \* ARABIC \s 2 </w:instrText>
-      </w:r>
-      <w:r>
-        <w:fldChar w:fldCharType="separate"/>
-      </w:r>
-      <w:r>
-        <w:rPr>
-          <w:noProof/>
-        </w:rPr>
-        <w:t>1</w:t>
-      </w:r>
-      <w:r>
-        <w:fldChar w:fldCharType="end"/>
-      </w:r>
+      <w:fldSimple w:instr=" SEQ Table \* ARABIC \s 2 ">
+        <w:r>
+          <w:rPr>
+            <w:noProof/>
+          </w:rPr>
+          <w:t>1</w:t>
+        </w:r>
+      </w:fldSimple>
       <w:r>
         <w:rPr>
           <w:rFonts w:hint="eastAsia"/>
@@ -3001,19 +2938,10 @@
         </w:tc>
       </w:tr>
     </w:tbl>
+    <w:p/>
     <w:p>
       <w:pPr>
-        <w:rPr>
-          <w:rFonts w:hint="eastAsia"/>
-        </w:rPr>
-      </w:pPr>
-    </w:p>
-    <w:p>
-      <w:pPr>
         <w:pStyle w:val="2"/>
-        <w:rPr>
-          <w:rFonts w:hint="eastAsia"/>
-        </w:rPr>
       </w:pPr>
       <w:r>
         <w:rPr>
@@ -3072,7 +3000,10 @@
           </w:tcPr>
           <w:p>
             <w:pPr>
-              <w:jc w:val="center"/>
+              <w:tabs>
+                <w:tab w:val="left" w:pos="1200"/>
+                <w:tab w:val="center" w:pos="2160"/>
+              </w:tabs>
               <w:rPr>
                 <w:b/>
                 <w:bCs/>
@@ -3083,25 +3014,15 @@
             </w:pPr>
             <w:r>
               <w:rPr>
-                <w:rFonts w:hint="eastAsia"/>
                 <w:b/>
                 <w:bCs/>
                 <w:color w:val="FFFFFF" w:themeColor="background1"/>
                 <w:sz w:val="21"/>
                 <w:szCs w:val="21"/>
               </w:rPr>
-              <w:t>定数</w:t>
-            </w:r>
-          </w:p>
-        </w:tc>
-        <w:tc>
-          <w:tcPr>
-            <w:tcW w:w="1701" w:type="dxa"/>
-            <w:shd w:val="clear" w:color="auto" w:fill="156082" w:themeFill="accent1"/>
-          </w:tcPr>
-          <w:p>
-            <w:pPr>
-              <w:jc w:val="center"/>
+              <w:tab/>
+            </w:r>
+            <w:r>
               <w:rPr>
                 <w:b/>
                 <w:bCs/>
@@ -3109,7 +3030,8 @@
                 <w:sz w:val="21"/>
                 <w:szCs w:val="21"/>
               </w:rPr>
-            </w:pPr>
+              <w:tab/>
+            </w:r>
             <w:r>
               <w:rPr>
                 <w:rFonts w:hint="eastAsia"/>
@@ -3119,13 +3041,13 @@
                 <w:sz w:val="21"/>
                 <w:szCs w:val="21"/>
               </w:rPr>
-              <w:t>値</w:t>
-            </w:r>
-          </w:p>
-        </w:tc>
-        <w:tc>
-          <w:tcPr>
-            <w:tcW w:w="4536" w:type="dxa"/>
+              <w:t>定数</w:t>
+            </w:r>
+          </w:p>
+        </w:tc>
+        <w:tc>
+          <w:tcPr>
+            <w:tcW w:w="1701" w:type="dxa"/>
             <w:shd w:val="clear" w:color="auto" w:fill="156082" w:themeFill="accent1"/>
           </w:tcPr>
           <w:p>
@@ -3148,6 +3070,35 @@
                 <w:sz w:val="21"/>
                 <w:szCs w:val="21"/>
               </w:rPr>
+              <w:t>値</w:t>
+            </w:r>
+          </w:p>
+        </w:tc>
+        <w:tc>
+          <w:tcPr>
+            <w:tcW w:w="4536" w:type="dxa"/>
+            <w:shd w:val="clear" w:color="auto" w:fill="156082" w:themeFill="accent1"/>
+          </w:tcPr>
+          <w:p>
+            <w:pPr>
+              <w:jc w:val="center"/>
+              <w:rPr>
+                <w:b/>
+                <w:bCs/>
+                <w:color w:val="FFFFFF" w:themeColor="background1"/>
+                <w:sz w:val="21"/>
+                <w:szCs w:val="21"/>
+              </w:rPr>
+            </w:pPr>
+            <w:r>
+              <w:rPr>
+                <w:rFonts w:hint="eastAsia"/>
+                <w:b/>
+                <w:bCs/>
+                <w:color w:val="FFFFFF" w:themeColor="background1"/>
+                <w:sz w:val="21"/>
+                <w:szCs w:val="21"/>
+              </w:rPr>
               <w:t>備考</w:t>
             </w:r>
           </w:p>
@@ -3344,45 +3295,25 @@
       <w:pPr>
         <w:pStyle w:val="aa"/>
       </w:pPr>
-      <w:r>
-        <w:fldChar w:fldCharType="begin"/>
-      </w:r>
-      <w:r>
-        <w:instrText xml:space="preserve"> STYLEREF 2 \s </w:instrText>
-      </w:r>
-      <w:r>
-        <w:fldChar w:fldCharType="separate"/>
-      </w:r>
-      <w:r>
-        <w:rPr>
-          <w:noProof/>
-        </w:rPr>
-        <w:t>3.2</w:t>
-      </w:r>
-      <w:r>
-        <w:fldChar w:fldCharType="end"/>
-      </w:r>
+      <w:fldSimple w:instr=" STYLEREF 2 \s ">
+        <w:r>
+          <w:rPr>
+            <w:noProof/>
+          </w:rPr>
+          <w:t>3.2</w:t>
+        </w:r>
+      </w:fldSimple>
       <w:r>
         <w:noBreakHyphen/>
       </w:r>
-      <w:r>
-        <w:fldChar w:fldCharType="begin"/>
-      </w:r>
-      <w:r>
-        <w:instrText xml:space="preserve"> SEQ Table \* ARABIC \s 2 </w:instrText>
-      </w:r>
-      <w:r>
-        <w:fldChar w:fldCharType="separate"/>
-      </w:r>
-      <w:r>
-        <w:rPr>
-          <w:noProof/>
-        </w:rPr>
-        <w:t>1</w:t>
-      </w:r>
-      <w:r>
-        <w:fldChar w:fldCharType="end"/>
-      </w:r>
+      <w:fldSimple w:instr=" SEQ Table \* ARABIC \s 2 ">
+        <w:r>
+          <w:rPr>
+            <w:noProof/>
+          </w:rPr>
+          <w:t>1</w:t>
+        </w:r>
+      </w:fldSimple>
       <w:r>
         <w:rPr>
           <w:rFonts w:hint="eastAsia"/>
@@ -3393,11 +3324,17 @@
     <w:p/>
     <w:p>
       <w:pPr>
+        <w:pStyle w:val="2"/>
+        <w:numPr>
+          <w:ilvl w:val="0"/>
+          <w:numId w:val="0"/>
+        </w:numPr>
         <w:rPr>
-          <w:rFonts w:hint="eastAsia"/>
+          <w:highlight w:val="yellow"/>
         </w:rPr>
       </w:pPr>
     </w:p>
+    <w:p/>
     <w:p>
       <w:pPr>
         <w:rPr>
@@ -3436,9 +3373,6 @@
     <w:p>
       <w:pPr>
         <w:pStyle w:val="2"/>
-        <w:rPr>
-          <w:rFonts w:hint="eastAsia"/>
-        </w:rPr>
       </w:pPr>
       <w:r>
         <w:rPr>
@@ -3451,45 +3385,25 @@
       <w:pPr>
         <w:pStyle w:val="aa"/>
       </w:pPr>
-      <w:r>
-        <w:fldChar w:fldCharType="begin"/>
-      </w:r>
-      <w:r>
-        <w:instrText xml:space="preserve"> STYLEREF 2 \s </w:instrText>
-      </w:r>
-      <w:r>
-        <w:fldChar w:fldCharType="separate"/>
-      </w:r>
-      <w:r>
-        <w:rPr>
-          <w:noProof/>
-        </w:rPr>
-        <w:t>4.1</w:t>
-      </w:r>
-      <w:r>
-        <w:fldChar w:fldCharType="end"/>
-      </w:r>
+      <w:fldSimple w:instr=" STYLEREF 2 \s ">
+        <w:r>
+          <w:rPr>
+            <w:noProof/>
+          </w:rPr>
+          <w:t>4.1</w:t>
+        </w:r>
+      </w:fldSimple>
       <w:r>
         <w:noBreakHyphen/>
       </w:r>
-      <w:r>
-        <w:fldChar w:fldCharType="begin"/>
-      </w:r>
-      <w:r>
-        <w:instrText xml:space="preserve"> SEQ Table \* ARABIC \s 2 </w:instrText>
-      </w:r>
-      <w:r>
-        <w:fldChar w:fldCharType="separate"/>
-      </w:r>
-      <w:r>
-        <w:rPr>
-          <w:noProof/>
-        </w:rPr>
-        <w:t>1</w:t>
-      </w:r>
-      <w:r>
-        <w:fldChar w:fldCharType="end"/>
-      </w:r>
+      <w:fldSimple w:instr=" SEQ Table \* ARABIC \s 2 ">
+        <w:r>
+          <w:rPr>
+            <w:noProof/>
+          </w:rPr>
+          <w:t>1</w:t>
+        </w:r>
+      </w:fldSimple>
       <w:r>
         <w:rPr>
           <w:rFonts w:hint="eastAsia"/>
@@ -3753,7 +3667,19 @@
               <w:rPr>
                 <w:rFonts w:hint="eastAsia"/>
               </w:rPr>
-              <w:t>students：Student構造体のポインタ　count：学生登録数のポインタ</w:t>
+              <w:t>students：Student構造体の</w:t>
+            </w:r>
+            <w:r>
+              <w:rPr>
+                <w:rFonts w:hint="eastAsia"/>
+              </w:rPr>
+              <w:t>配列</w:t>
+            </w:r>
+            <w:r>
+              <w:rPr>
+                <w:rFonts w:hint="eastAsia"/>
+              </w:rPr>
+              <w:t xml:space="preserve">　count：学生登録数のポインタ</w:t>
             </w:r>
           </w:p>
         </w:tc>
@@ -3794,7 +3720,20 @@
               <w:rPr>
                 <w:rFonts w:hint="eastAsia"/>
               </w:rPr>
-              <w:t>学生ID、学生名、年齢をシステムに入力し、学生登録数を1人増やす。</w:t>
+              <w:t>学生名、年齢をシステムに入力し、</w:t>
+            </w:r>
+            <w:r>
+              <w:rPr>
+                <w:rFonts w:hint="eastAsia"/>
+                <w:highlight w:val="yellow"/>
+              </w:rPr>
+              <w:t>学生IDを自動採番して</w:t>
+            </w:r>
+            <w:r>
+              <w:rPr>
+                <w:rFonts w:hint="eastAsia"/>
+              </w:rPr>
+              <w:t>学生登録数を1人増やす。</w:t>
             </w:r>
           </w:p>
         </w:tc>
@@ -3837,6 +3776,84 @@
               </w:rPr>
               <w:t>学生登録数が100人以上の場合は実行しない</w:t>
             </w:r>
+            <w:r>
+              <w:rPr>
+                <w:rFonts w:hint="eastAsia"/>
+              </w:rPr>
+              <w:t>。</w:t>
+            </w:r>
+            <w:r>
+              <w:rPr>
+                <w:rFonts w:hint="eastAsia"/>
+                <w:highlight w:val="yellow"/>
+              </w:rPr>
+              <w:t>学生数</w:t>
+            </w:r>
+            <w:r>
+              <w:rPr>
+                <w:rFonts w:hint="eastAsia"/>
+                <w:highlight w:val="yellow"/>
+              </w:rPr>
+              <w:t>ごとに</w:t>
+            </w:r>
+            <w:r>
+              <w:rPr>
+                <w:rFonts w:hint="eastAsia"/>
+                <w:highlight w:val="yellow"/>
+              </w:rPr>
+              <w:t>学生IDを</w:t>
+            </w:r>
+            <w:r>
+              <w:rPr>
+                <w:rFonts w:hint="eastAsia"/>
+                <w:highlight w:val="yellow"/>
+              </w:rPr>
+              <w:t>採番する</w:t>
+            </w:r>
+            <w:r>
+              <w:rPr>
+                <w:rFonts w:hint="eastAsia"/>
+                <w:highlight w:val="yellow"/>
+              </w:rPr>
+              <w:t>。</w:t>
+            </w:r>
+          </w:p>
+          <w:p>
+            <w:pPr>
+              <w:pStyle w:val="a9"/>
+              <w:ind w:leftChars="0" w:left="0"/>
+              <w:rPr>
+                <w:rFonts w:hint="eastAsia"/>
+              </w:rPr>
+            </w:pPr>
+            <w:r>
+              <w:rPr>
+                <w:rFonts w:hint="eastAsia"/>
+                <w:highlight w:val="yellow"/>
+              </w:rPr>
+              <w:t>学生構造体が初期値かチェックを行</w:t>
+            </w:r>
+            <w:r>
+              <w:rPr>
+                <w:rFonts w:hint="eastAsia"/>
+                <w:highlight w:val="yellow"/>
+              </w:rPr>
+              <w:t>う。初期値だった場合、実行し、</w:t>
+            </w:r>
+            <w:r>
+              <w:rPr>
+                <w:rFonts w:hint="eastAsia"/>
+                <w:highlight w:val="yellow"/>
+              </w:rPr>
+              <w:t>処理後にbreakでループを抜ける</w:t>
+            </w:r>
+            <w:r>
+              <w:rPr>
+                <w:rFonts w:hint="eastAsia"/>
+                <w:highlight w:val="yellow"/>
+              </w:rPr>
+              <w:t>。</w:t>
+            </w:r>
           </w:p>
         </w:tc>
       </w:tr>
@@ -3852,45 +3869,25 @@
       <w:pPr>
         <w:pStyle w:val="aa"/>
       </w:pPr>
-      <w:r>
-        <w:fldChar w:fldCharType="begin"/>
-      </w:r>
-      <w:r>
-        <w:instrText xml:space="preserve"> STYLEREF 2 \s </w:instrText>
-      </w:r>
-      <w:r>
-        <w:fldChar w:fldCharType="separate"/>
-      </w:r>
-      <w:r>
-        <w:rPr>
-          <w:noProof/>
-        </w:rPr>
-        <w:t>4.1</w:t>
-      </w:r>
-      <w:r>
-        <w:fldChar w:fldCharType="end"/>
-      </w:r>
+      <w:fldSimple w:instr=" STYLEREF 2 \s ">
+        <w:r>
+          <w:rPr>
+            <w:noProof/>
+          </w:rPr>
+          <w:t>4.1</w:t>
+        </w:r>
+      </w:fldSimple>
       <w:r>
         <w:noBreakHyphen/>
       </w:r>
-      <w:r>
-        <w:fldChar w:fldCharType="begin"/>
-      </w:r>
-      <w:r>
-        <w:instrText xml:space="preserve"> SEQ Table \* ARABIC \s 2 </w:instrText>
-      </w:r>
-      <w:r>
-        <w:fldChar w:fldCharType="separate"/>
-      </w:r>
-      <w:r>
-        <w:rPr>
-          <w:noProof/>
-        </w:rPr>
-        <w:t>2</w:t>
-      </w:r>
-      <w:r>
-        <w:fldChar w:fldCharType="end"/>
-      </w:r>
+      <w:fldSimple w:instr=" SEQ Table \* ARABIC \s 2 ">
+        <w:r>
+          <w:rPr>
+            <w:noProof/>
+          </w:rPr>
+          <w:t>2</w:t>
+        </w:r>
+      </w:fldSimple>
       <w:r>
         <w:rPr>
           <w:rFonts w:hint="eastAsia"/>
@@ -4189,6 +4186,7 @@
                 <w:bCs/>
                 <w:color w:val="FFFFFF" w:themeColor="background1"/>
               </w:rPr>
+              <w:lastRenderedPageBreak/>
               <w:t>備考</w:t>
             </w:r>
           </w:p>
@@ -4212,56 +4210,30 @@
         </w:tc>
       </w:tr>
     </w:tbl>
+    <w:p/>
     <w:p>
       <w:pPr>
-        <w:rPr>
-          <w:rFonts w:hint="eastAsia"/>
-        </w:rPr>
-      </w:pPr>
-    </w:p>
-    <w:p>
-      <w:pPr>
         <w:pStyle w:val="aa"/>
       </w:pPr>
-      <w:r>
-        <w:fldChar w:fldCharType="begin"/>
-      </w:r>
-      <w:r>
-        <w:instrText xml:space="preserve"> STYLEREF 2 \s </w:instrText>
-      </w:r>
-      <w:r>
-        <w:fldChar w:fldCharType="separate"/>
-      </w:r>
-      <w:r>
-        <w:rPr>
-          <w:noProof/>
-        </w:rPr>
-        <w:t>4.1</w:t>
-      </w:r>
-      <w:r>
-        <w:fldChar w:fldCharType="end"/>
-      </w:r>
+      <w:fldSimple w:instr=" STYLEREF 2 \s ">
+        <w:r>
+          <w:rPr>
+            <w:noProof/>
+          </w:rPr>
+          <w:t>4.1</w:t>
+        </w:r>
+      </w:fldSimple>
       <w:r>
         <w:noBreakHyphen/>
       </w:r>
-      <w:r>
-        <w:fldChar w:fldCharType="begin"/>
-      </w:r>
-      <w:r>
-        <w:instrText xml:space="preserve"> SEQ Table \* ARABIC \s 2 </w:instrText>
-      </w:r>
-      <w:r>
-        <w:fldChar w:fldCharType="separate"/>
-      </w:r>
-      <w:r>
-        <w:rPr>
-          <w:noProof/>
-        </w:rPr>
-        <w:t>3</w:t>
-      </w:r>
-      <w:r>
-        <w:fldChar w:fldCharType="end"/>
-      </w:r>
+      <w:fldSimple w:instr=" SEQ Table \* ARABIC \s 2 ">
+        <w:r>
+          <w:rPr>
+            <w:noProof/>
+          </w:rPr>
+          <w:t>3</w:t>
+        </w:r>
+      </w:fldSimple>
       <w:r>
         <w:rPr>
           <w:rFonts w:hint="eastAsia"/>
@@ -4495,7 +4467,19 @@
               <w:rPr>
                 <w:rFonts w:hint="eastAsia"/>
               </w:rPr>
-              <w:t>students：Student構造体のポインタ　count：学生登録数　id：学生ID</w:t>
+              <w:t>students：Student構造体の</w:t>
+            </w:r>
+            <w:r>
+              <w:rPr>
+                <w:rFonts w:hint="eastAsia"/>
+              </w:rPr>
+              <w:t>配列</w:t>
+            </w:r>
+            <w:r>
+              <w:rPr>
+                <w:rFonts w:hint="eastAsia"/>
+              </w:rPr>
+              <w:t xml:space="preserve">　count：学生登録数　id：学生ID</w:t>
             </w:r>
           </w:p>
         </w:tc>
@@ -4572,61 +4556,44 @@
             <w:pPr>
               <w:pStyle w:val="a9"/>
               <w:ind w:leftChars="0" w:left="0"/>
-            </w:pPr>
+              <w:rPr>
+                <w:rFonts w:hint="eastAsia"/>
+              </w:rPr>
+            </w:pPr>
+            <w:r>
+              <w:rPr>
+                <w:rFonts w:hint="eastAsia"/>
+              </w:rPr>
+              <w:t>一致した場合、処理後にbreakでループを抜ける</w:t>
+            </w:r>
           </w:p>
         </w:tc>
       </w:tr>
     </w:tbl>
+    <w:p/>
     <w:p>
       <w:pPr>
-        <w:rPr>
-          <w:rFonts w:hint="eastAsia"/>
-        </w:rPr>
-      </w:pPr>
-    </w:p>
-    <w:p>
-      <w:pPr>
         <w:pStyle w:val="aa"/>
       </w:pPr>
-      <w:r>
-        <w:fldChar w:fldCharType="begin"/>
-      </w:r>
-      <w:r>
-        <w:instrText xml:space="preserve"> STYLEREF 2 \s </w:instrText>
-      </w:r>
-      <w:r>
-        <w:fldChar w:fldCharType="separate"/>
-      </w:r>
-      <w:r>
-        <w:rPr>
-          <w:noProof/>
-        </w:rPr>
-        <w:t>4.1</w:t>
-      </w:r>
-      <w:r>
-        <w:fldChar w:fldCharType="end"/>
-      </w:r>
+      <w:fldSimple w:instr=" STYLEREF 2 \s ">
+        <w:r>
+          <w:rPr>
+            <w:noProof/>
+          </w:rPr>
+          <w:t>4.1</w:t>
+        </w:r>
+      </w:fldSimple>
       <w:r>
         <w:noBreakHyphen/>
       </w:r>
-      <w:r>
-        <w:fldChar w:fldCharType="begin"/>
-      </w:r>
-      <w:r>
-        <w:instrText xml:space="preserve"> SEQ Table \* ARABIC \s 2 </w:instrText>
-      </w:r>
-      <w:r>
-        <w:fldChar w:fldCharType="separate"/>
-      </w:r>
-      <w:r>
-        <w:rPr>
-          <w:noProof/>
-        </w:rPr>
-        <w:t>4</w:t>
-      </w:r>
-      <w:r>
-        <w:fldChar w:fldCharType="end"/>
-      </w:r>
+      <w:fldSimple w:instr=" SEQ Table \* ARABIC \s 2 ">
+        <w:r>
+          <w:rPr>
+            <w:noProof/>
+          </w:rPr>
+          <w:t>4</w:t>
+        </w:r>
+      </w:fldSimple>
       <w:r>
         <w:rPr>
           <w:rFonts w:hint="eastAsia"/>
@@ -4934,8 +4901,19 @@
         </w:tc>
       </w:tr>
     </w:tbl>
-    <w:p/>
-    <w:p/>
+    <w:p>
+      <w:pPr>
+        <w:pStyle w:val="aa"/>
+        <w:jc w:val="left"/>
+      </w:pPr>
+    </w:p>
+    <w:p>
+      <w:pPr>
+        <w:rPr>
+          <w:rFonts w:hint="eastAsia"/>
+        </w:rPr>
+      </w:pPr>
+    </w:p>
     <w:p>
       <w:pPr>
         <w:pStyle w:val="1"/>
@@ -4979,45 +4957,25 @@
       <w:pPr>
         <w:pStyle w:val="aa"/>
       </w:pPr>
-      <w:r>
-        <w:fldChar w:fldCharType="begin"/>
-      </w:r>
-      <w:r>
-        <w:instrText xml:space="preserve"> STYLEREF 2 \s </w:instrText>
-      </w:r>
-      <w:r>
-        <w:fldChar w:fldCharType="separate"/>
-      </w:r>
-      <w:r>
-        <w:rPr>
-          <w:noProof/>
-        </w:rPr>
-        <w:t>5.1</w:t>
-      </w:r>
-      <w:r>
-        <w:fldChar w:fldCharType="end"/>
-      </w:r>
+      <w:fldSimple w:instr=" STYLEREF 2 \s ">
+        <w:r>
+          <w:rPr>
+            <w:noProof/>
+          </w:rPr>
+          <w:t>5.1</w:t>
+        </w:r>
+      </w:fldSimple>
       <w:r>
         <w:noBreakHyphen/>
       </w:r>
-      <w:r>
-        <w:fldChar w:fldCharType="begin"/>
-      </w:r>
-      <w:r>
-        <w:instrText xml:space="preserve"> SEQ Table \* ARABIC \s 2 </w:instrText>
-      </w:r>
-      <w:r>
-        <w:fldChar w:fldCharType="separate"/>
-      </w:r>
-      <w:r>
-        <w:rPr>
-          <w:noProof/>
-        </w:rPr>
-        <w:t>1</w:t>
-      </w:r>
-      <w:r>
-        <w:fldChar w:fldCharType="end"/>
-      </w:r>
+      <w:fldSimple w:instr=" SEQ Table \* ARABIC \s 2 ">
+        <w:r>
+          <w:rPr>
+            <w:noProof/>
+          </w:rPr>
+          <w:t>1</w:t>
+        </w:r>
+      </w:fldSimple>
       <w:r>
         <w:rPr>
           <w:rFonts w:hint="eastAsia"/>
@@ -6861,59 +6819,30 @@
         </w:tc>
       </w:tr>
     </w:tbl>
+    <w:p/>
     <w:p>
       <w:pPr>
-        <w:rPr>
-          <w:rFonts w:hint="eastAsia"/>
-        </w:rPr>
-      </w:pPr>
-    </w:p>
-    <w:p>
-      <w:pPr>
         <w:pStyle w:val="aa"/>
-        <w:rPr>
-          <w:rFonts w:hint="eastAsia"/>
-        </w:rPr>
-      </w:pPr>
-      <w:r>
-        <w:fldChar w:fldCharType="begin"/>
-      </w:r>
-      <w:r>
-        <w:instrText xml:space="preserve"> STYLEREF 2 \s </w:instrText>
-      </w:r>
-      <w:r>
-        <w:fldChar w:fldCharType="separate"/>
-      </w:r>
-      <w:r>
-        <w:rPr>
-          <w:noProof/>
-        </w:rPr>
-        <w:t>5.1</w:t>
-      </w:r>
-      <w:r>
-        <w:fldChar w:fldCharType="end"/>
-      </w:r>
+      </w:pPr>
+      <w:fldSimple w:instr=" STYLEREF 2 \s ">
+        <w:r>
+          <w:rPr>
+            <w:noProof/>
+          </w:rPr>
+          <w:t>5.1</w:t>
+        </w:r>
+      </w:fldSimple>
       <w:r>
         <w:noBreakHyphen/>
       </w:r>
-      <w:r>
-        <w:fldChar w:fldCharType="begin"/>
-      </w:r>
-      <w:r>
-        <w:instrText xml:space="preserve"> SEQ Table \* ARABIC \s 2 </w:instrText>
-      </w:r>
-      <w:r>
-        <w:fldChar w:fldCharType="separate"/>
-      </w:r>
-      <w:r>
-        <w:rPr>
-          <w:noProof/>
-        </w:rPr>
-        <w:t>2</w:t>
-      </w:r>
-      <w:r>
-        <w:fldChar w:fldCharType="end"/>
-      </w:r>
+      <w:fldSimple w:instr=" SEQ Table \* ARABIC \s 2 ">
+        <w:r>
+          <w:rPr>
+            <w:noProof/>
+          </w:rPr>
+          <w:t>2</w:t>
+        </w:r>
+      </w:fldSimple>
       <w:r>
         <w:rPr>
           <w:rFonts w:hint="eastAsia"/>
@@ -7250,7 +7179,16 @@
         <w:fldChar w:fldCharType="begin"/>
       </w:r>
       <w:r>
-        <w:instrText xml:space="preserve"> STYLEREF 2 \s </w:instrText>
+        <w:instrText xml:space="preserve"> </w:instrText>
+      </w:r>
+      <w:r>
+        <w:rPr>
+          <w:rFonts w:hint="eastAsia"/>
+        </w:rPr>
+        <w:instrText>STYLEREF 2 \s</w:instrText>
+      </w:r>
+      <w:r>
+        <w:instrText xml:space="preserve"> </w:instrText>
       </w:r>
       <w:r>
         <w:fldChar w:fldCharType="separate"/>
@@ -7259,7 +7197,7 @@
         <w:rPr>
           <w:noProof/>
         </w:rPr>
-        <w:t>3.1</w:t>
+        <w:t>5.1</w:t>
       </w:r>
       <w:r>
         <w:fldChar w:fldCharType="end"/>
@@ -7271,7 +7209,16 @@
         <w:fldChar w:fldCharType="begin"/>
       </w:r>
       <w:r>
-        <w:instrText xml:space="preserve"> SEQ Table \* ARABIC \s 2 </w:instrText>
+        <w:instrText xml:space="preserve"> </w:instrText>
+      </w:r>
+      <w:r>
+        <w:rPr>
+          <w:rFonts w:hint="eastAsia"/>
+        </w:rPr>
+        <w:instrText>SEQ Table \* ARABIC \s 2</w:instrText>
+      </w:r>
+      <w:r>
+        <w:instrText xml:space="preserve"> </w:instrText>
       </w:r>
       <w:r>
         <w:fldChar w:fldCharType="separate"/>
@@ -7280,7 +7227,7 @@
         <w:rPr>
           <w:noProof/>
         </w:rPr>
-        <w:t>1</w:t>
+        <w:t>3</w:t>
       </w:r>
       <w:r>
         <w:fldChar w:fldCharType="end"/>
@@ -7289,26 +7236,19 @@
         <w:rPr>
           <w:rFonts w:hint="eastAsia"/>
         </w:rPr>
-        <w:t>構造体構成</w:t>
-      </w:r>
-      <w:r>
-        <w:rPr>
-          <w:rFonts w:hint="eastAsia"/>
-        </w:rPr>
-        <w:t>参照</w:t>
+        <w:t>構造体構成参照</w:t>
       </w:r>
     </w:p>
-    <w:p>
-      <w:pPr>
-        <w:rPr>
-          <w:rFonts w:hint="eastAsia"/>
-        </w:rPr>
-      </w:pPr>
-    </w:p>
+    <w:p/>
     <w:sectPr>
-      <w:footerReference w:type="default" r:id="rId8"/>
+      <w:headerReference w:type="even" r:id="rId8"/>
+      <w:headerReference w:type="default" r:id="rId9"/>
+      <w:footerReference w:type="even" r:id="rId10"/>
+      <w:footerReference w:type="default" r:id="rId11"/>
+      <w:headerReference w:type="first" r:id="rId12"/>
+      <w:footerReference w:type="first" r:id="rId13"/>
       <w:pgSz w:w="16838" w:h="11906" w:orient="landscape"/>
-      <w:pgMar w:top="1701" w:right="1985" w:bottom="1701" w:left="1701" w:header="737" w:footer="907" w:gutter="0"/>
+      <w:pgMar w:top="1701" w:right="1985" w:bottom="1701" w:left="1701" w:header="567" w:footer="510" w:gutter="0"/>
       <w:pgNumType w:fmt="numberInDash" w:start="0"/>
       <w:cols w:space="425"/>
       <w:titlePg/>
@@ -7345,9 +7285,19 @@
 
 <file path=word/footer1.xml><?xml version="1.0" encoding="utf-8"?>
 <w:ftr xmlns:wpc="http://schemas.microsoft.com/office/word/2010/wordprocessingCanvas" xmlns:cx="http://schemas.microsoft.com/office/drawing/2014/chartex" xmlns:cx1="http://schemas.microsoft.com/office/drawing/2015/9/8/chartex" xmlns:cx2="http://schemas.microsoft.com/office/drawing/2015/10/21/chartex" xmlns:cx3="http://schemas.microsoft.com/office/drawing/2016/5/9/chartex" xmlns:cx4="http://schemas.microsoft.com/office/drawing/2016/5/10/chartex" xmlns:cx5="http://schemas.microsoft.com/office/drawing/2016/5/11/chartex" xmlns:cx6="http://schemas.microsoft.com/office/drawing/2016/5/12/chartex" xmlns:cx7="http://schemas.microsoft.com/office/drawing/2016/5/13/chartex" xmlns:cx8="http://schemas.microsoft.com/office/drawing/2016/5/14/chartex" xmlns:mc="http://schemas.openxmlformats.org/markup-compatibility/2006" xmlns:aink="http://schemas.microsoft.com/office/drawing/2016/ink" xmlns:am3d="http://schemas.microsoft.com/office/drawing/2017/model3d" xmlns:o="urn:schemas-microsoft-com:office:office" xmlns:oel="http://schemas.microsoft.com/office/2019/extlst" xmlns:r="http://schemas.openxmlformats.org/officeDocument/2006/relationships" xmlns:m="http://schemas.openxmlformats.org/officeDocument/2006/math" xmlns:v="urn:schemas-microsoft-com:vml" xmlns:wp14="http://schemas.microsoft.com/office/word/2010/wordprocessingDrawing" xmlns:wp="http://schemas.openxmlformats.org/drawingml/2006/wordprocessingDrawing" xmlns:w10="urn:schemas-microsoft-com:office:word" xmlns:w="http://schemas.openxmlformats.org/wordprocessingml/2006/main" xmlns:w14="http://schemas.microsoft.com/office/word/2010/wordml" xmlns:w15="http://schemas.microsoft.com/office/word/2012/wordml" xmlns:w16cex="http://schemas.microsoft.com/office/word/2018/wordml/cex" xmlns:w16cid="http://schemas.microsoft.com/office/word/2016/wordml/cid" xmlns:w16="http://schemas.microsoft.com/office/word/2018/wordml" xmlns:w16du="http://schemas.microsoft.com/office/word/2023/wordml/word16du" xmlns:w16sdtdh="http://schemas.microsoft.com/office/word/2020/wordml/sdtdatahash" xmlns:w16sdtfl="http://schemas.microsoft.com/office/word/2024/wordml/sdtformatlock" xmlns:w16se="http://schemas.microsoft.com/office/word/2015/wordml/symex" xmlns:wpg="http://schemas.microsoft.com/office/word/2010/wordprocessingGroup" xmlns:wpi="http://schemas.microsoft.com/office/word/2010/wordprocessingInk" xmlns:wne="http://schemas.microsoft.com/office/word/2006/wordml" xmlns:wps="http://schemas.microsoft.com/office/word/2010/wordprocessingShape" mc:Ignorable="w14 w15 w16se w16cid w16 w16cex w16sdtdh w16sdtfl w16du wp14">
+  <w:p>
+    <w:pPr>
+      <w:pStyle w:val="af6"/>
+    </w:pPr>
+  </w:p>
+</w:ftr>
+</file>
+
+<file path=word/footer2.xml><?xml version="1.0" encoding="utf-8"?>
+<w:ftr xmlns:wpc="http://schemas.microsoft.com/office/word/2010/wordprocessingCanvas" xmlns:cx="http://schemas.microsoft.com/office/drawing/2014/chartex" xmlns:cx1="http://schemas.microsoft.com/office/drawing/2015/9/8/chartex" xmlns:cx2="http://schemas.microsoft.com/office/drawing/2015/10/21/chartex" xmlns:cx3="http://schemas.microsoft.com/office/drawing/2016/5/9/chartex" xmlns:cx4="http://schemas.microsoft.com/office/drawing/2016/5/10/chartex" xmlns:cx5="http://schemas.microsoft.com/office/drawing/2016/5/11/chartex" xmlns:cx6="http://schemas.microsoft.com/office/drawing/2016/5/12/chartex" xmlns:cx7="http://schemas.microsoft.com/office/drawing/2016/5/13/chartex" xmlns:cx8="http://schemas.microsoft.com/office/drawing/2016/5/14/chartex" xmlns:mc="http://schemas.openxmlformats.org/markup-compatibility/2006" xmlns:aink="http://schemas.microsoft.com/office/drawing/2016/ink" xmlns:am3d="http://schemas.microsoft.com/office/drawing/2017/model3d" xmlns:o="urn:schemas-microsoft-com:office:office" xmlns:oel="http://schemas.microsoft.com/office/2019/extlst" xmlns:r="http://schemas.openxmlformats.org/officeDocument/2006/relationships" xmlns:m="http://schemas.openxmlformats.org/officeDocument/2006/math" xmlns:v="urn:schemas-microsoft-com:vml" xmlns:wp14="http://schemas.microsoft.com/office/word/2010/wordprocessingDrawing" xmlns:wp="http://schemas.openxmlformats.org/drawingml/2006/wordprocessingDrawing" xmlns:w10="urn:schemas-microsoft-com:office:word" xmlns:w="http://schemas.openxmlformats.org/wordprocessingml/2006/main" xmlns:w14="http://schemas.microsoft.com/office/word/2010/wordml" xmlns:w15="http://schemas.microsoft.com/office/word/2012/wordml" xmlns:w16cex="http://schemas.microsoft.com/office/word/2018/wordml/cex" xmlns:w16cid="http://schemas.microsoft.com/office/word/2016/wordml/cid" xmlns:w16="http://schemas.microsoft.com/office/word/2018/wordml" xmlns:w16du="http://schemas.microsoft.com/office/word/2023/wordml/word16du" xmlns:w16sdtdh="http://schemas.microsoft.com/office/word/2020/wordml/sdtdatahash" xmlns:w16sdtfl="http://schemas.microsoft.com/office/word/2024/wordml/sdtformatlock" xmlns:w16se="http://schemas.microsoft.com/office/word/2015/wordml/symex" xmlns:wpg="http://schemas.microsoft.com/office/word/2010/wordprocessingGroup" xmlns:wpi="http://schemas.microsoft.com/office/word/2010/wordprocessingInk" xmlns:wne="http://schemas.microsoft.com/office/word/2006/wordml" xmlns:wps="http://schemas.microsoft.com/office/word/2010/wordprocessingShape" mc:Ignorable="w14 w15 w16se w16cid w16 w16cex w16sdtdh w16sdtfl w16du wp14">
   <w:sdt>
     <w:sdtPr>
-      <w:id w:val="345826760"/>
+      <w:id w:val="51592825"/>
       <w:docPartObj>
         <w:docPartGallery w:val="Page Numbers (Bottom of Page)"/>
         <w:docPartUnique/>
@@ -7380,6 +7330,22 @@
       </w:p>
     </w:sdtContent>
   </w:sdt>
+  <w:p>
+    <w:pPr>
+      <w:pStyle w:val="af6"/>
+      <w:jc w:val="center"/>
+    </w:pPr>
+  </w:p>
+</w:ftr>
+</file>
+
+<file path=word/footer3.xml><?xml version="1.0" encoding="utf-8"?>
+<w:ftr xmlns:wpc="http://schemas.microsoft.com/office/word/2010/wordprocessingCanvas" xmlns:cx="http://schemas.microsoft.com/office/drawing/2014/chartex" xmlns:cx1="http://schemas.microsoft.com/office/drawing/2015/9/8/chartex" xmlns:cx2="http://schemas.microsoft.com/office/drawing/2015/10/21/chartex" xmlns:cx3="http://schemas.microsoft.com/office/drawing/2016/5/9/chartex" xmlns:cx4="http://schemas.microsoft.com/office/drawing/2016/5/10/chartex" xmlns:cx5="http://schemas.microsoft.com/office/drawing/2016/5/11/chartex" xmlns:cx6="http://schemas.microsoft.com/office/drawing/2016/5/12/chartex" xmlns:cx7="http://schemas.microsoft.com/office/drawing/2016/5/13/chartex" xmlns:cx8="http://schemas.microsoft.com/office/drawing/2016/5/14/chartex" xmlns:mc="http://schemas.openxmlformats.org/markup-compatibility/2006" xmlns:aink="http://schemas.microsoft.com/office/drawing/2016/ink" xmlns:am3d="http://schemas.microsoft.com/office/drawing/2017/model3d" xmlns:o="urn:schemas-microsoft-com:office:office" xmlns:oel="http://schemas.microsoft.com/office/2019/extlst" xmlns:r="http://schemas.openxmlformats.org/officeDocument/2006/relationships" xmlns:m="http://schemas.openxmlformats.org/officeDocument/2006/math" xmlns:v="urn:schemas-microsoft-com:vml" xmlns:wp14="http://schemas.microsoft.com/office/word/2010/wordprocessingDrawing" xmlns:wp="http://schemas.openxmlformats.org/drawingml/2006/wordprocessingDrawing" xmlns:w10="urn:schemas-microsoft-com:office:word" xmlns:w="http://schemas.openxmlformats.org/wordprocessingml/2006/main" xmlns:w14="http://schemas.microsoft.com/office/word/2010/wordml" xmlns:w15="http://schemas.microsoft.com/office/word/2012/wordml" xmlns:w16cex="http://schemas.microsoft.com/office/word/2018/wordml/cex" xmlns:w16cid="http://schemas.microsoft.com/office/word/2016/wordml/cid" xmlns:w16="http://schemas.microsoft.com/office/word/2018/wordml" xmlns:w16du="http://schemas.microsoft.com/office/word/2023/wordml/word16du" xmlns:w16sdtdh="http://schemas.microsoft.com/office/word/2020/wordml/sdtdatahash" xmlns:w16sdtfl="http://schemas.microsoft.com/office/word/2024/wordml/sdtformatlock" xmlns:w16se="http://schemas.microsoft.com/office/word/2015/wordml/symex" xmlns:wpg="http://schemas.microsoft.com/office/word/2010/wordprocessingGroup" xmlns:wpi="http://schemas.microsoft.com/office/word/2010/wordprocessingInk" xmlns:wne="http://schemas.microsoft.com/office/word/2006/wordml" xmlns:wps="http://schemas.microsoft.com/office/word/2010/wordprocessingShape" mc:Ignorable="w14 w15 w16se w16cid w16 w16cex w16sdtdh w16sdtfl w16du wp14">
+  <w:p>
+    <w:pPr>
+      <w:pStyle w:val="af6"/>
+    </w:pPr>
+  </w:p>
 </w:ftr>
 </file>
 
@@ -7406,6 +7372,36 @@
     </w:p>
   </w:footnote>
 </w:footnotes>
+</file>
+
+<file path=word/header1.xml><?xml version="1.0" encoding="utf-8"?>
+<w:hdr xmlns:wpc="http://schemas.microsoft.com/office/word/2010/wordprocessingCanvas" xmlns:cx="http://schemas.microsoft.com/office/drawing/2014/chartex" xmlns:cx1="http://schemas.microsoft.com/office/drawing/2015/9/8/chartex" xmlns:cx2="http://schemas.microsoft.com/office/drawing/2015/10/21/chartex" xmlns:cx3="http://schemas.microsoft.com/office/drawing/2016/5/9/chartex" xmlns:cx4="http://schemas.microsoft.com/office/drawing/2016/5/10/chartex" xmlns:cx5="http://schemas.microsoft.com/office/drawing/2016/5/11/chartex" xmlns:cx6="http://schemas.microsoft.com/office/drawing/2016/5/12/chartex" xmlns:cx7="http://schemas.microsoft.com/office/drawing/2016/5/13/chartex" xmlns:cx8="http://schemas.microsoft.com/office/drawing/2016/5/14/chartex" xmlns:mc="http://schemas.openxmlformats.org/markup-compatibility/2006" xmlns:aink="http://schemas.microsoft.com/office/drawing/2016/ink" xmlns:am3d="http://schemas.microsoft.com/office/drawing/2017/model3d" xmlns:o="urn:schemas-microsoft-com:office:office" xmlns:oel="http://schemas.microsoft.com/office/2019/extlst" xmlns:r="http://schemas.openxmlformats.org/officeDocument/2006/relationships" xmlns:m="http://schemas.openxmlformats.org/officeDocument/2006/math" xmlns:v="urn:schemas-microsoft-com:vml" xmlns:wp14="http://schemas.microsoft.com/office/word/2010/wordprocessingDrawing" xmlns:wp="http://schemas.openxmlformats.org/drawingml/2006/wordprocessingDrawing" xmlns:w10="urn:schemas-microsoft-com:office:word" xmlns:w="http://schemas.openxmlformats.org/wordprocessingml/2006/main" xmlns:w14="http://schemas.microsoft.com/office/word/2010/wordml" xmlns:w15="http://schemas.microsoft.com/office/word/2012/wordml" xmlns:w16cex="http://schemas.microsoft.com/office/word/2018/wordml/cex" xmlns:w16cid="http://schemas.microsoft.com/office/word/2016/wordml/cid" xmlns:w16="http://schemas.microsoft.com/office/word/2018/wordml" xmlns:w16du="http://schemas.microsoft.com/office/word/2023/wordml/word16du" xmlns:w16sdtdh="http://schemas.microsoft.com/office/word/2020/wordml/sdtdatahash" xmlns:w16sdtfl="http://schemas.microsoft.com/office/word/2024/wordml/sdtformatlock" xmlns:w16se="http://schemas.microsoft.com/office/word/2015/wordml/symex" xmlns:wpg="http://schemas.microsoft.com/office/word/2010/wordprocessingGroup" xmlns:wpi="http://schemas.microsoft.com/office/word/2010/wordprocessingInk" xmlns:wne="http://schemas.microsoft.com/office/word/2006/wordml" xmlns:wps="http://schemas.microsoft.com/office/word/2010/wordprocessingShape" mc:Ignorable="w14 w15 w16se w16cid w16 w16cex w16sdtdh w16sdtfl w16du wp14">
+  <w:p>
+    <w:pPr>
+      <w:pStyle w:val="af4"/>
+    </w:pPr>
+  </w:p>
+</w:hdr>
+</file>
+
+<file path=word/header2.xml><?xml version="1.0" encoding="utf-8"?>
+<w:hdr xmlns:wpc="http://schemas.microsoft.com/office/word/2010/wordprocessingCanvas" xmlns:cx="http://schemas.microsoft.com/office/drawing/2014/chartex" xmlns:cx1="http://schemas.microsoft.com/office/drawing/2015/9/8/chartex" xmlns:cx2="http://schemas.microsoft.com/office/drawing/2015/10/21/chartex" xmlns:cx3="http://schemas.microsoft.com/office/drawing/2016/5/9/chartex" xmlns:cx4="http://schemas.microsoft.com/office/drawing/2016/5/10/chartex" xmlns:cx5="http://schemas.microsoft.com/office/drawing/2016/5/11/chartex" xmlns:cx6="http://schemas.microsoft.com/office/drawing/2016/5/12/chartex" xmlns:cx7="http://schemas.microsoft.com/office/drawing/2016/5/13/chartex" xmlns:cx8="http://schemas.microsoft.com/office/drawing/2016/5/14/chartex" xmlns:mc="http://schemas.openxmlformats.org/markup-compatibility/2006" xmlns:aink="http://schemas.microsoft.com/office/drawing/2016/ink" xmlns:am3d="http://schemas.microsoft.com/office/drawing/2017/model3d" xmlns:o="urn:schemas-microsoft-com:office:office" xmlns:oel="http://schemas.microsoft.com/office/2019/extlst" xmlns:r="http://schemas.openxmlformats.org/officeDocument/2006/relationships" xmlns:m="http://schemas.openxmlformats.org/officeDocument/2006/math" xmlns:v="urn:schemas-microsoft-com:vml" xmlns:wp14="http://schemas.microsoft.com/office/word/2010/wordprocessingDrawing" xmlns:wp="http://schemas.openxmlformats.org/drawingml/2006/wordprocessingDrawing" xmlns:w10="urn:schemas-microsoft-com:office:word" xmlns:w="http://schemas.openxmlformats.org/wordprocessingml/2006/main" xmlns:w14="http://schemas.microsoft.com/office/word/2010/wordml" xmlns:w15="http://schemas.microsoft.com/office/word/2012/wordml" xmlns:w16cex="http://schemas.microsoft.com/office/word/2018/wordml/cex" xmlns:w16cid="http://schemas.microsoft.com/office/word/2016/wordml/cid" xmlns:w16="http://schemas.microsoft.com/office/word/2018/wordml" xmlns:w16du="http://schemas.microsoft.com/office/word/2023/wordml/word16du" xmlns:w16sdtdh="http://schemas.microsoft.com/office/word/2020/wordml/sdtdatahash" xmlns:w16sdtfl="http://schemas.microsoft.com/office/word/2024/wordml/sdtformatlock" xmlns:w16se="http://schemas.microsoft.com/office/word/2015/wordml/symex" xmlns:wpg="http://schemas.microsoft.com/office/word/2010/wordprocessingGroup" xmlns:wpi="http://schemas.microsoft.com/office/word/2010/wordprocessingInk" xmlns:wne="http://schemas.microsoft.com/office/word/2006/wordml" xmlns:wps="http://schemas.microsoft.com/office/word/2010/wordprocessingShape" mc:Ignorable="w14 w15 w16se w16cid w16 w16cex w16sdtdh w16sdtfl w16du wp14">
+  <w:p>
+    <w:pPr>
+      <w:pStyle w:val="af4"/>
+    </w:pPr>
+  </w:p>
+</w:hdr>
+</file>
+
+<file path=word/header3.xml><?xml version="1.0" encoding="utf-8"?>
+<w:hdr xmlns:wpc="http://schemas.microsoft.com/office/word/2010/wordprocessingCanvas" xmlns:cx="http://schemas.microsoft.com/office/drawing/2014/chartex" xmlns:cx1="http://schemas.microsoft.com/office/drawing/2015/9/8/chartex" xmlns:cx2="http://schemas.microsoft.com/office/drawing/2015/10/21/chartex" xmlns:cx3="http://schemas.microsoft.com/office/drawing/2016/5/9/chartex" xmlns:cx4="http://schemas.microsoft.com/office/drawing/2016/5/10/chartex" xmlns:cx5="http://schemas.microsoft.com/office/drawing/2016/5/11/chartex" xmlns:cx6="http://schemas.microsoft.com/office/drawing/2016/5/12/chartex" xmlns:cx7="http://schemas.microsoft.com/office/drawing/2016/5/13/chartex" xmlns:cx8="http://schemas.microsoft.com/office/drawing/2016/5/14/chartex" xmlns:mc="http://schemas.openxmlformats.org/markup-compatibility/2006" xmlns:aink="http://schemas.microsoft.com/office/drawing/2016/ink" xmlns:am3d="http://schemas.microsoft.com/office/drawing/2017/model3d" xmlns:o="urn:schemas-microsoft-com:office:office" xmlns:oel="http://schemas.microsoft.com/office/2019/extlst" xmlns:r="http://schemas.openxmlformats.org/officeDocument/2006/relationships" xmlns:m="http://schemas.openxmlformats.org/officeDocument/2006/math" xmlns:v="urn:schemas-microsoft-com:vml" xmlns:wp14="http://schemas.microsoft.com/office/word/2010/wordprocessingDrawing" xmlns:wp="http://schemas.openxmlformats.org/drawingml/2006/wordprocessingDrawing" xmlns:w10="urn:schemas-microsoft-com:office:word" xmlns:w="http://schemas.openxmlformats.org/wordprocessingml/2006/main" xmlns:w14="http://schemas.microsoft.com/office/word/2010/wordml" xmlns:w15="http://schemas.microsoft.com/office/word/2012/wordml" xmlns:w16cex="http://schemas.microsoft.com/office/word/2018/wordml/cex" xmlns:w16cid="http://schemas.microsoft.com/office/word/2016/wordml/cid" xmlns:w16="http://schemas.microsoft.com/office/word/2018/wordml" xmlns:w16du="http://schemas.microsoft.com/office/word/2023/wordml/word16du" xmlns:w16sdtdh="http://schemas.microsoft.com/office/word/2020/wordml/sdtdatahash" xmlns:w16sdtfl="http://schemas.microsoft.com/office/word/2024/wordml/sdtformatlock" xmlns:w16se="http://schemas.microsoft.com/office/word/2015/wordml/symex" xmlns:wpg="http://schemas.microsoft.com/office/word/2010/wordprocessingGroup" xmlns:wpi="http://schemas.microsoft.com/office/word/2010/wordprocessingInk" xmlns:wne="http://schemas.microsoft.com/office/word/2006/wordml" xmlns:wps="http://schemas.microsoft.com/office/word/2010/wordprocessingShape" mc:Ignorable="w14 w15 w16se w16cid w16 w16cex w16sdtdh w16sdtfl w16du wp14">
+  <w:p>
+    <w:pPr>
+      <w:pStyle w:val="af4"/>
+    </w:pPr>
+  </w:p>
+</w:hdr>
 </file>
 
 <file path=word/numbering.xml><?xml version="1.0" encoding="utf-8"?>
@@ -10262,6 +10258,7 @@
   <w:style w:type="character" w:default="1" w:styleId="a0">
     <w:name w:val="Default Paragraph Font"/>
     <w:uiPriority w:val="1"/>
+    <w:semiHidden/>
     <w:unhideWhenUsed/>
   </w:style>
   <w:style w:type="table" w:default="1" w:styleId="a1">
